--- a/manuals/Payroll Processing - Part 3c - Employees Needing Manual Handling.docx
+++ b/manuals/Payroll Processing - Part 3c - Employees Needing Manual Handling.docx
@@ -14,7 +14,7 @@
           <w:sz w:val="32"/>
           <w:szCs w:val="32"/>
         </w:rPr>
-        <w:t xml:space="preserve">Part 3c — Employees Needing Manual Handling</w:t>
+        <w:t xml:space="preserve">Part 3c: Employees Needing Manual Handling</w:t>
       </w:r>
     </w:p>
     <w:p>
@@ -82,7 +82,7 @@
           <w:sz w:val="52"/>
           <w:szCs w:val="52"/>
         </w:rPr>
-        <w:t xml:space="preserve">Part 3c — Employees Needing Manual Handling</w:t>
+        <w:t xml:space="preserve">Part 3c: Employees Needing Manual Handling</w:t>
       </w:r>
     </w:p>
     <w:p>
@@ -123,7 +123,7 @@
           <w:sz w:val="22"/>
           <w:szCs w:val="22"/>
         </w:rPr>
-        <w:t xml:space="preserve">Parts 3a and 3b cover employees whose hours flow into the pay run on their own. This guide covers the ones that do not — people who are missing from the pay run entirely, or whose hours cannot be taken at face value.</w:t>
+        <w:t xml:space="preserve">Parts 3a and 3b cover employees whose hours flow into the pay run on their own. This guide covers the ones that do not: people who are missing from the pay run entirely, or whose hours cannot be taken at face value.</w:t>
       </w:r>
     </w:p>
     <w:tbl>
@@ -169,7 +169,7 @@
                 <w:sz w:val="22"/>
                 <w:szCs w:val="22"/>
               </w:rPr>
-              <w:t xml:space="preserve">Everyone in Parts 3a and 3b appears in the pay run, so working through it top to bottom finds them. The employees in this guide can be absent altogether. Nothing prompts you — you have to know to look.</w:t>
+              <w:t xml:space="preserve">Everyone in Parts 3a and 3b appears in the pay run, so working through it top to bottom finds them. The employees in this guide can be absent altogether. Nothing prompts you; you have to know to look.</w:t>
             </w:r>
           </w:p>
         </w:tc>
@@ -205,7 +205,7 @@
           <w:sz w:val="22"/>
           <w:szCs w:val="22"/>
         </w:rPr>
-        <w:t xml:space="preserve">Some part-time employees do not clock in and out at all. Instead there is a rule against their login setting fixed hours for the fortnight — 40 hours rather than a full-timer's 80.</w:t>
+        <w:t xml:space="preserve">Some part-time employees do not clock in and out at all. Instead there is a rule against their login setting fixed hours for the fortnight, 40 hours rather than a full-timer's 80.</w:t>
       </w:r>
     </w:p>
     <w:p>
@@ -330,7 +330,7 @@
           <w:sz w:val="18"/>
           <w:szCs w:val="18"/>
         </w:rPr>
-        <w:t xml:space="preserve">Figure 1 — Adding a payee to the pay run, with the confirmation that the payee has been added. Names and pay figures are blurred in this guide.</w:t>
+        <w:t xml:space="preserve">Figure 1: Adding a payee to the pay run, with the confirmation that the payee has been added. Names and pay figures are blurred in this guide.</w:t>
       </w:r>
     </w:p>
     <w:tbl>
@@ -376,7 +376,7 @@
                 <w:sz w:val="22"/>
                 <w:szCs w:val="22"/>
               </w:rPr>
-              <w:t xml:space="preserve">The hours populate automatically but the rate does not always come through correctly. Verify it against the employee's profile before moving on — this is a recurring problem, not a one-off.</w:t>
+              <w:t xml:space="preserve">The hours populate automatically but the rate does not always come through correctly. Verify it against the employee's profile before moving on; this is a recurring problem, not a one-off.</w:t>
             </w:r>
           </w:p>
         </w:tc>
@@ -412,7 +412,7 @@
           <w:sz w:val="22"/>
           <w:szCs w:val="22"/>
         </w:rPr>
-        <w:t xml:space="preserve">A new starter will appear in the pay run, because they have timesheets, but they will not be in the timesheet spreadsheet — it was copied from a template created before they joined.</w:t>
+        <w:t xml:space="preserve">A new starter will appear in the pay run, because they have timesheets, but they will not be in the timesheet spreadsheet; it was copied from a template created before they joined.</w:t>
       </w:r>
     </w:p>
     <w:p>
@@ -506,7 +506,7 @@
           <w:sz w:val="22"/>
           <w:szCs w:val="22"/>
         </w:rPr>
-        <w:t xml:space="preserve">Occasionally someone worked a shift that was never captured — they did not clock in, so there was no timesheet, so they are not in the pay run at all. These usually surface when the employee emails about a missed pay.</w:t>
+        <w:t xml:space="preserve">Occasionally someone worked a shift that was never captured: they did not clock in, so there was no timesheet, so they are not in the pay run at all. These usually surface when the employee emails about a missed pay.</w:t>
       </w:r>
     </w:p>
     <w:p>
@@ -632,7 +632,7 @@
                 <w:sz w:val="22"/>
                 <w:szCs w:val="22"/>
               </w:rPr>
-              <w:t xml:space="preserve">Part 2 warns you to always import Timesheets for this pay period. This is the exception — recovering a missed shift needs the unpaid timesheets option. Delete every row it brings in except the ones you are correcting, and check the employee's total afterwards.</w:t>
+              <w:t xml:space="preserve">Part 2 warns you to always import Timesheets for this pay period. This is the exception: recovering a missed shift needs the unpaid timesheets option. Delete every row it brings in except the ones you are correcting, and check the employee's total afterwards.</w:t>
             </w:r>
           </w:p>
         </w:tc>
@@ -742,7 +742,7 @@
           <w:sz w:val="18"/>
           <w:szCs w:val="18"/>
         </w:rPr>
-        <w:t xml:space="preserve">Figure 2 — Creating a leave request on an employee's behalf in Employment Hero HR, with the category set to Leave Without Pay. The employee name is blurred in this guide.</w:t>
+        <w:t xml:space="preserve">Figure 2: Creating a leave request on an employee's behalf in Employment Hero HR, with the category set to Leave Without Pay. The employee name is blurred in this guide.</w:t>
       </w:r>
     </w:p>
     <w:tbl>
@@ -900,7 +900,7 @@
                 <w:sz w:val="20"/>
                 <w:szCs w:val="20"/>
               </w:rPr>
-              <w:t xml:space="preserve">The dates affected — check these carefully against the timesheet</w:t>
+              <w:t xml:space="preserve">The dates affected; check these carefully against the timesheet</w:t>
             </w:r>
           </w:p>
         </w:tc>
@@ -1060,7 +1060,7 @@
                 <w:sz w:val="22"/>
                 <w:szCs w:val="22"/>
               </w:rPr>
-              <w:t xml:space="preserve">If an employee starts late and takes the missing time as leave without pay, the rounding rule will still record eight hours for that day. The unpaid time has to be deducted manually — otherwise you pay them for hours they took without pay.</w:t>
+              <w:t xml:space="preserve">If an employee starts late and takes the missing time as leave without pay, the rounding rule will still record eight hours for that day. The unpaid time has to be deducted manually; otherwise you pay them for hours they took without pay.</w:t>
             </w:r>
           </w:p>
         </w:tc>
@@ -1108,7 +1108,7 @@
           <w:sz w:val="22"/>
           <w:szCs w:val="22"/>
         </w:rPr>
-        <w:t xml:space="preserve">The spreadsheet's total hours column does not currently handle leave without pay correctly — the leave without pay column is deliberately excluded from the total hours figure but is needed for the dollar value, and the two do not reconcile cleanly.</w:t>
+        <w:t xml:space="preserve">The spreadsheet's total hours column does not currently handle leave without pay correctly: the leave without pay column is deliberately excluded from the total hours figure but is needed for the dollar value, and the two do not reconcile cleanly.</w:t>
       </w:r>
     </w:p>
     <w:tbl>
@@ -1322,7 +1322,7 @@
           <w:sz w:val="22"/>
           <w:szCs w:val="22"/>
         </w:rPr>
-        <w:t xml:space="preserve">Part 4 — Reconciling Timesheets (continued), which works through a salaried employee whose overtime category was triggered in error.</w:t>
+        <w:t xml:space="preserve">Part 4: Reconciling Timesheets (continued), which works through a salaried employee whose overtime category was triggered in error.</w:t>
       </w:r>
     </w:p>
     <w:sectPr>
@@ -1454,7 +1454,7 @@
         <w:sz w:val="16"/>
         <w:szCs w:val="16"/>
       </w:rPr>
-      <w:t xml:space="preserve">Payroll Processing — Part 3c: Employees Needing Manual Handling</w:t>
+      <w:t xml:space="preserve">Payroll Processing, Part 3c: Employees Needing Manual Handling</w:t>
     </w:r>
   </w:p>
 </w:hdr>

--- a/manuals/Payroll Processing - Part 3c - Employees Needing Manual Handling.docx
+++ b/manuals/Payroll Processing - Part 3c - Employees Needing Manual Handling.docx
@@ -111,7 +111,7 @@
           <w:sz w:val="28"/>
           <w:szCs w:val="28"/>
         </w:rPr>
-        <w:t xml:space="preserve">About this guide</w:t>
+        <w:t xml:space="preserve">About Part 3c</w:t>
       </w:r>
     </w:p>
     <w:p>

--- a/manuals/Payroll Processing - Part 3c - Employees Needing Manual Handling.docx
+++ b/manuals/Payroll Processing - Part 3c - Employees Needing Manual Handling.docx
@@ -1322,7 +1322,7 @@
           <w:sz w:val="22"/>
           <w:szCs w:val="22"/>
         </w:rPr>
-        <w:t xml:space="preserve">Part 4: Reconciling Timesheets (continued), which works through a salaried employee whose overtime category was triggered in error.</w:t>
+        <w:t xml:space="preserve">Part 5: Reconciling &amp; Balancing the Pay Run.</w:t>
       </w:r>
     </w:p>
     <w:sectPr>
